--- a/docs/AutoScaleSim_Lab_Report.docx
+++ b/docs/AutoScaleSim_Lab_Report.docx
@@ -198,7 +198,7 @@
           <w:sz w:val="22"/>
           <w:szCs w:val="22"/>
         </w:rPr>
-        <w:t xml:space="preserve">Auto-scaling lets a cloud-hosted Web application add or remove virtual machines (VMs) as demand changes, but rule-based auto-scalers optimise performance without knowing the owner's budget and give no explanation for their decisions. This project reproduces AutoScaleSim, a published Java simulation toolkit for auto-scaling Web applications (Aslanpour et al., 2021), from the authors' original source code and then extends it in three ways without modifying the original algorithms. First, the original NASA experiment was run unchanged and its three monitoring outputs are byte-identical to the files committed by the authors (567783 requests, average response time 3.986 s, renting cost US$29.84). Second, a budget guard, implemented as a subclass of the original rule-based planner, paces spending against a user budget in Indian rupees, explains every scaling decision in plain English, and warns when the budget and a response-time target cannot both be met. Across budgets of ₹750–₹3000 it kept renting cost within budget in every feasible case, at the price of higher response time and SLA penalties (for example ₹1995.80 and 8.903 s at a ₹2000 budget versus ₹2536.40 and 3.986 s for the original). Third, users can upload their own workload CSV, which is replayed by the unmodified simulator, forecast with Holt-Winters exponential smoothing, screened for traffic spikes, and converted into capacity and cost estimates. The system is delivered as a Web dashboard with a database, packaged with Docker, and deployable to AWS EC2 with a CloudFormation template. All 46 automated tests pass.</w:t>
+        <w:t xml:space="preserve">Auto-scaling lets a cloud-hosted Web application add or remove virtual machines (VMs) as demand changes, but rule-based auto-scalers optimise performance without knowing the owner's budget and give no explanation for their decisions. This project reproduces AutoScaleSim, a published Java simulation toolkit for auto-scaling Web applications (Aslanpour et al., 2021), from the authors' original source code and then extends it in three ways without modifying the original algorithms. First, the original NASA experiment was run unchanged and its three monitoring outputs are byte-identical to the files committed by the authors (567783 requests, average response time 3.986 s, renting cost US$29.84). Second, a budget guard, implemented as a subclass of the original rule-based planner, paces spending against a user budget in Indian rupees, explains every scaling decision in plain English, and warns when the budget and a response-time target cannot both be met. Across budgets of ₹750–₹3000 it kept renting cost within budget in every feasible case, at the price of higher response time and SLA penalties (for example ₹1995.80 and 8.903 s at a ₹2000 budget versus ₹2536.40 and 3.986 s for the original). Third, users can upload their own workload CSV, which is replayed by the unmodified simulator, forecast with Holt-Winters exponential smoothing, screened for traffic spikes, and converted into capacity and cost estimates. The system is delivered as a Web dashboard with a database, packaged with Docker, and deployable to AWS EC2 with a CloudFormation template. All 54 automated tests pass.</w:t>
       </w:r>
     </w:p>
     <w:p>
@@ -3231,7 +3231,25 @@
           <w:sz w:val="22"/>
           <w:szCs w:val="22"/>
         </w:rPr>
-        <w:t xml:space="preserve">: 10-minute buckets (the scaling interval); Holt-Winters additive with damped trend (φ = 0.98) and a daily season of 144 buckets when at least two days exist, otherwise damped Holt; α, β, γ chosen by grid search on the series; compared with last-value and same-time-yesterday baselines.</w:t>
+        <w:t xml:space="preserve">: 10-minute buckets (the scaling interval); Holt-Winters additive with damped trend (φ = 0.98) and a daily season of 144 buckets when at least two days exist, otherwise damped Holt; α, β, γ chosen by grid search; compared with last-value and same-time-yesterday baselines. </w:t>
+      </w:r>
+      <w:r>
+        <w:rPr>
+          <w:rFonts w:ascii="Calibri" w:cs="Calibri" w:eastAsia="Calibri" w:hAnsi="Calibri"/>
+          <w:b/>
+          <w:bCs/>
+          <w:sz w:val="22"/>
+          <w:szCs w:val="22"/>
+        </w:rPr>
+        <w:t xml:space="preserve">Burst-robust fitting</w:t>
+      </w:r>
+      <w:r>
+        <w:rPr>
+          <w:rFonts w:ascii="Calibri" w:cs="Calibri" w:eastAsia="Calibri" w:hAnsi="Calibri"/>
+          <w:sz w:val="22"/>
+          <w:szCs w:val="22"/>
+        </w:rPr>
+        <w:t xml:space="preserve">: a run of spike buckets lasting at most 1 hour is replaced by the preceding window's mean in a cleaned copy of the series; the trend and the daily season are learned only from the cleaned copy, while a second level follows the observed data and its excess (an ongoing burst) is assumed to fade by a factor ρ per bucket ahead, with ρ ∈ {0, 0.5, 0.8, 1} also chosen by grid search. A one-off spike therefore cannot be repeated the next day or inflate later forecasts, while longer increases are followed. Accuracy is always measured against the observed data. The error band uses 1.4826 × the median absolute deviation, which a single burst cannot inflate. Short uploads use a smaller spike window and, if needed, a shorter lead, and the dashboard says so.</w:t>
       </w:r>
     </w:p>
     <w:p>
@@ -11792,7 +11810,7 @@
                 <w:sz w:val="16"/>
                 <w:szCs w:val="16"/>
               </w:rPr>
-              <w:t xml:space="preserve">9.514</w:t>
+              <w:t xml:space="preserve">9.487</w:t>
             </w:r>
           </w:p>
         </w:tc>
@@ -11920,7 +11938,7 @@
                 <w:sz w:val="16"/>
                 <w:szCs w:val="16"/>
               </w:rPr>
-              <w:t xml:space="preserve">75</w:t>
+              <w:t xml:space="preserve">60</w:t>
             </w:r>
           </w:p>
         </w:tc>
@@ -11952,7 +11970,7 @@
                 <w:sz w:val="16"/>
                 <w:szCs w:val="16"/>
               </w:rPr>
-              <w:t xml:space="preserve">0.213</w:t>
+              <w:t xml:space="preserve">0.2</w:t>
             </w:r>
           </w:p>
         </w:tc>
@@ -11984,7 +12002,7 @@
                 <w:sz w:val="16"/>
                 <w:szCs w:val="16"/>
               </w:rPr>
-              <w:t xml:space="preserve">0.533</w:t>
+              <w:t xml:space="preserve">0.4</w:t>
             </w:r>
           </w:p>
         </w:tc>
@@ -12085,7 +12103,7 @@
                 <w:sz w:val="16"/>
                 <w:szCs w:val="16"/>
               </w:rPr>
-              <w:t xml:space="preserve">10.627</w:t>
+              <w:t xml:space="preserve">10.561</w:t>
             </w:r>
           </w:p>
         </w:tc>
@@ -12213,7 +12231,7 @@
                 <w:sz w:val="16"/>
                 <w:szCs w:val="16"/>
               </w:rPr>
-              <w:t xml:space="preserve">88</w:t>
+              <w:t xml:space="preserve">77</w:t>
             </w:r>
           </w:p>
         </w:tc>
@@ -12245,7 +12263,7 @@
                 <w:sz w:val="16"/>
                 <w:szCs w:val="16"/>
               </w:rPr>
-              <w:t xml:space="preserve">0.148</w:t>
+              <w:t xml:space="preserve">0.169</w:t>
             </w:r>
           </w:p>
         </w:tc>
@@ -12378,7 +12396,7 @@
                 <w:sz w:val="16"/>
                 <w:szCs w:val="16"/>
               </w:rPr>
-              <w:t xml:space="preserve">11.447</w:t>
+              <w:t xml:space="preserve">11.424</w:t>
             </w:r>
           </w:p>
         </w:tc>
@@ -12506,7 +12524,7 @@
                 <w:sz w:val="16"/>
                 <w:szCs w:val="16"/>
               </w:rPr>
-              <w:t xml:space="preserve">92</w:t>
+              <w:t xml:space="preserve">86</w:t>
             </w:r>
           </w:p>
         </w:tc>
@@ -12538,7 +12556,7 @@
                 <w:sz w:val="16"/>
                 <w:szCs w:val="16"/>
               </w:rPr>
-              <w:t xml:space="preserve">0.152</w:t>
+              <w:t xml:space="preserve">0.163</w:t>
             </w:r>
           </w:p>
         </w:tc>
@@ -12671,7 +12689,7 @@
                 <w:sz w:val="16"/>
                 <w:szCs w:val="16"/>
               </w:rPr>
-              <w:t xml:space="preserve">13.435</w:t>
+              <w:t xml:space="preserve">13.455</w:t>
             </w:r>
           </w:p>
         </w:tc>
@@ -12799,7 +12817,7 @@
                 <w:sz w:val="16"/>
                 <w:szCs w:val="16"/>
               </w:rPr>
-              <w:t xml:space="preserve">118</w:t>
+              <w:t xml:space="preserve">100</w:t>
             </w:r>
           </w:p>
         </w:tc>
@@ -12863,7 +12881,7 @@
                 <w:sz w:val="16"/>
                 <w:szCs w:val="16"/>
               </w:rPr>
-              <w:t xml:space="preserve">0.433</w:t>
+              <w:t xml:space="preserve">0.367</w:t>
             </w:r>
           </w:p>
         </w:tc>
@@ -12964,7 +12982,7 @@
                 <w:sz w:val="16"/>
                 <w:szCs w:val="16"/>
               </w:rPr>
-              <w:t xml:space="preserve">8.152</w:t>
+              <w:t xml:space="preserve">7.983</w:t>
             </w:r>
           </w:p>
         </w:tc>
@@ -13092,7 +13110,7 @@
                 <w:sz w:val="16"/>
                 <w:szCs w:val="16"/>
               </w:rPr>
-              <w:t xml:space="preserve">99</w:t>
+              <w:t xml:space="preserve">94</w:t>
             </w:r>
           </w:p>
         </w:tc>
@@ -13124,7 +13142,7 @@
                 <w:sz w:val="16"/>
                 <w:szCs w:val="16"/>
               </w:rPr>
-              <w:t xml:space="preserve">0.202</w:t>
+              <w:t xml:space="preserve">0.213</w:t>
             </w:r>
           </w:p>
         </w:tc>
@@ -13257,7 +13275,7 @@
                 <w:sz w:val="16"/>
                 <w:szCs w:val="16"/>
               </w:rPr>
-              <w:t xml:space="preserve">9.118</w:t>
+              <w:t xml:space="preserve">8.966</w:t>
             </w:r>
           </w:p>
         </w:tc>
@@ -13385,7 +13403,7 @@
                 <w:sz w:val="16"/>
                 <w:szCs w:val="16"/>
               </w:rPr>
-              <w:t xml:space="preserve">117</w:t>
+              <w:t xml:space="preserve">101</w:t>
             </w:r>
           </w:p>
         </w:tc>
@@ -13417,7 +13435,7 @@
                 <w:sz w:val="16"/>
                 <w:szCs w:val="16"/>
               </w:rPr>
-              <w:t xml:space="preserve">0.162</w:t>
+              <w:t xml:space="preserve">0.158</w:t>
             </w:r>
           </w:p>
         </w:tc>
@@ -13449,7 +13467,7 @@
                 <w:sz w:val="16"/>
                 <w:szCs w:val="16"/>
               </w:rPr>
-              <w:t xml:space="preserve">0.543</w:t>
+              <w:t xml:space="preserve">0.457</w:t>
             </w:r>
           </w:p>
         </w:tc>
@@ -13550,7 +13568,7 @@
                 <w:sz w:val="16"/>
                 <w:szCs w:val="16"/>
               </w:rPr>
-              <w:t xml:space="preserve">9.696</w:t>
+              <w:t xml:space="preserve">9.609</w:t>
             </w:r>
           </w:p>
         </w:tc>
@@ -13678,7 +13696,7 @@
                 <w:sz w:val="16"/>
                 <w:szCs w:val="16"/>
               </w:rPr>
-              <w:t xml:space="preserve">91</w:t>
+              <w:t xml:space="preserve">106</w:t>
             </w:r>
           </w:p>
         </w:tc>
@@ -13710,7 +13728,7 @@
                 <w:sz w:val="16"/>
                 <w:szCs w:val="16"/>
               </w:rPr>
-              <w:t xml:space="preserve">0.198</w:t>
+              <w:t xml:space="preserve">0.132</w:t>
             </w:r>
           </w:p>
         </w:tc>
@@ -13742,7 +13760,7 @@
                 <w:sz w:val="16"/>
                 <w:szCs w:val="16"/>
               </w:rPr>
-              <w:t xml:space="preserve">0.514</w:t>
+              <w:t xml:space="preserve">0.4</w:t>
             </w:r>
           </w:p>
         </w:tc>
@@ -13843,7 +13861,7 @@
                 <w:sz w:val="16"/>
                 <w:szCs w:val="16"/>
               </w:rPr>
-              <w:t xml:space="preserve">11.111</w:t>
+              <w:t xml:space="preserve">11.107</w:t>
             </w:r>
           </w:p>
         </w:tc>
@@ -13971,7 +13989,7 @@
                 <w:sz w:val="16"/>
                 <w:szCs w:val="16"/>
               </w:rPr>
-              <w:t xml:space="preserve">104</w:t>
+              <w:t xml:space="preserve">128</w:t>
             </w:r>
           </w:p>
         </w:tc>
@@ -14003,7 +14021,7 @@
                 <w:sz w:val="16"/>
                 <w:szCs w:val="16"/>
               </w:rPr>
-              <w:t xml:space="preserve">0.173</w:t>
+              <w:t xml:space="preserve">0.125</w:t>
             </w:r>
           </w:p>
         </w:tc>
@@ -14035,7 +14053,7 @@
                 <w:sz w:val="16"/>
                 <w:szCs w:val="16"/>
               </w:rPr>
-              <w:t xml:space="preserve">0.514</w:t>
+              <w:t xml:space="preserve">0.457</w:t>
             </w:r>
           </w:p>
         </w:tc>
@@ -14136,7 +14154,7 @@
                 <w:sz w:val="16"/>
                 <w:szCs w:val="16"/>
               </w:rPr>
-              <w:t xml:space="preserve">7.449</w:t>
+              <w:t xml:space="preserve">7.318</w:t>
             </w:r>
           </w:p>
         </w:tc>
@@ -14264,7 +14282,7 @@
                 <w:sz w:val="16"/>
                 <w:szCs w:val="16"/>
               </w:rPr>
-              <w:t xml:space="preserve">160</w:t>
+              <w:t xml:space="preserve">142</w:t>
             </w:r>
           </w:p>
         </w:tc>
@@ -14296,7 +14314,7 @@
                 <w:sz w:val="16"/>
                 <w:szCs w:val="16"/>
               </w:rPr>
-              <w:t xml:space="preserve">0.113</w:t>
+              <w:t xml:space="preserve">0.12</w:t>
             </w:r>
           </w:p>
         </w:tc>
@@ -14328,7 +14346,7 @@
                 <w:sz w:val="16"/>
                 <w:szCs w:val="16"/>
               </w:rPr>
-              <w:t xml:space="preserve">0.581</w:t>
+              <w:t xml:space="preserve">0.548</w:t>
             </w:r>
           </w:p>
         </w:tc>
@@ -14429,7 +14447,7 @@
                 <w:sz w:val="16"/>
                 <w:szCs w:val="16"/>
               </w:rPr>
-              <w:t xml:space="preserve">8.158</w:t>
+              <w:t xml:space="preserve">7.932</w:t>
             </w:r>
           </w:p>
         </w:tc>
@@ -14557,7 +14575,7 @@
                 <w:sz w:val="16"/>
                 <w:szCs w:val="16"/>
               </w:rPr>
-              <w:t xml:space="preserve">165</w:t>
+              <w:t xml:space="preserve">155</w:t>
             </w:r>
           </w:p>
         </w:tc>
@@ -14589,7 +14607,7 @@
                 <w:sz w:val="16"/>
                 <w:szCs w:val="16"/>
               </w:rPr>
-              <w:t xml:space="preserve">0.103</w:t>
+              <w:t xml:space="preserve">0.11</w:t>
             </w:r>
           </w:p>
         </w:tc>
@@ -14722,7 +14740,7 @@
                 <w:sz w:val="16"/>
                 <w:szCs w:val="16"/>
               </w:rPr>
-              <w:t xml:space="preserve">8.64</w:t>
+              <w:t xml:space="preserve">8.341</w:t>
             </w:r>
           </w:p>
         </w:tc>
@@ -14850,7 +14868,7 @@
                 <w:sz w:val="16"/>
                 <w:szCs w:val="16"/>
               </w:rPr>
-              <w:t xml:space="preserve">139</w:t>
+              <w:t xml:space="preserve">149</w:t>
             </w:r>
           </w:p>
         </w:tc>
@@ -14882,7 +14900,7 @@
                 <w:sz w:val="16"/>
                 <w:szCs w:val="16"/>
               </w:rPr>
-              <w:t xml:space="preserve">0.129</w:t>
+              <w:t xml:space="preserve">0.114</w:t>
             </w:r>
           </w:p>
         </w:tc>
@@ -14914,7 +14932,7 @@
                 <w:sz w:val="16"/>
                 <w:szCs w:val="16"/>
               </w:rPr>
-              <w:t xml:space="preserve">0.581</w:t>
+              <w:t xml:space="preserve">0.548</w:t>
             </w:r>
           </w:p>
         </w:tc>
@@ -15015,7 +15033,7 @@
                 <w:sz w:val="16"/>
                 <w:szCs w:val="16"/>
               </w:rPr>
-              <w:t xml:space="preserve">10.043</w:t>
+              <w:t xml:space="preserve">9.89</w:t>
             </w:r>
           </w:p>
         </w:tc>
@@ -15143,7 +15161,7 @@
                 <w:sz w:val="16"/>
                 <w:szCs w:val="16"/>
               </w:rPr>
-              <w:t xml:space="preserve">143</w:t>
+              <w:t xml:space="preserve">169</w:t>
             </w:r>
           </w:p>
         </w:tc>
@@ -15175,7 +15193,7 @@
                 <w:sz w:val="16"/>
                 <w:szCs w:val="16"/>
               </w:rPr>
-              <w:t xml:space="preserve">0.112</w:t>
+              <w:t xml:space="preserve">0.107</w:t>
             </w:r>
           </w:p>
         </w:tc>
@@ -15207,7 +15225,7 @@
                 <w:sz w:val="16"/>
                 <w:szCs w:val="16"/>
               </w:rPr>
-              <w:t xml:space="preserve">0.516</w:t>
+              <w:t xml:space="preserve">0.581</w:t>
             </w:r>
           </w:p>
         </w:tc>
@@ -15308,7 +15326,7 @@
                 <w:sz w:val="16"/>
                 <w:szCs w:val="16"/>
               </w:rPr>
-              <w:t xml:space="preserve">10.971</w:t>
+              <w:t xml:space="preserve">10.755</w:t>
             </w:r>
           </w:p>
         </w:tc>
@@ -15436,7 +15454,7 @@
                 <w:sz w:val="16"/>
                 <w:szCs w:val="16"/>
               </w:rPr>
-              <w:t xml:space="preserve">28</w:t>
+              <w:t xml:space="preserve">30</w:t>
             </w:r>
           </w:p>
         </w:tc>
@@ -15468,7 +15486,7 @@
                 <w:sz w:val="16"/>
                 <w:szCs w:val="16"/>
               </w:rPr>
-              <w:t xml:space="preserve">0.179</w:t>
+              <w:t xml:space="preserve">0.167</w:t>
             </w:r>
           </w:p>
         </w:tc>
@@ -15601,7 +15619,7 @@
                 <w:sz w:val="16"/>
                 <w:szCs w:val="16"/>
               </w:rPr>
-              <w:t xml:space="preserve">14.745</w:t>
+              <w:t xml:space="preserve">13.137</w:t>
             </w:r>
           </w:p>
         </w:tc>
@@ -15729,7 +15747,7 @@
                 <w:sz w:val="16"/>
                 <w:szCs w:val="16"/>
               </w:rPr>
-              <w:t xml:space="preserve">27</w:t>
+              <w:t xml:space="preserve">15</w:t>
             </w:r>
           </w:p>
         </w:tc>
@@ -15761,7 +15779,7 @@
                 <w:sz w:val="16"/>
                 <w:szCs w:val="16"/>
               </w:rPr>
-              <w:t xml:space="preserve">0.148</w:t>
+              <w:t xml:space="preserve">0.067</w:t>
             </w:r>
           </w:p>
         </w:tc>
@@ -15793,7 +15811,7 @@
                 <w:sz w:val="16"/>
                 <w:szCs w:val="16"/>
               </w:rPr>
-              <w:t xml:space="preserve">0.444</w:t>
+              <w:t xml:space="preserve">0.111</w:t>
             </w:r>
           </w:p>
         </w:tc>
@@ -15894,7 +15912,7 @@
                 <w:sz w:val="16"/>
                 <w:szCs w:val="16"/>
               </w:rPr>
-              <w:t xml:space="preserve">16.44</w:t>
+              <w:t xml:space="preserve">13.469</w:t>
             </w:r>
           </w:p>
         </w:tc>
@@ -16022,7 +16040,7 @@
                 <w:sz w:val="16"/>
                 <w:szCs w:val="16"/>
               </w:rPr>
-              <w:t xml:space="preserve">22</w:t>
+              <w:t xml:space="preserve">19</w:t>
             </w:r>
           </w:p>
         </w:tc>
@@ -16054,7 +16072,7 @@
                 <w:sz w:val="16"/>
                 <w:szCs w:val="16"/>
               </w:rPr>
-              <w:t xml:space="preserve">0.091</w:t>
+              <w:t xml:space="preserve">0.053</w:t>
             </w:r>
           </w:p>
         </w:tc>
@@ -16086,7 +16104,7 @@
                 <w:sz w:val="16"/>
                 <w:szCs w:val="16"/>
               </w:rPr>
-              <w:t xml:space="preserve">0.222</w:t>
+              <w:t xml:space="preserve">0.111</w:t>
             </w:r>
           </w:p>
         </w:tc>
@@ -16187,7 +16205,7 @@
                 <w:sz w:val="16"/>
                 <w:szCs w:val="16"/>
               </w:rPr>
-              <w:t xml:space="preserve">17.752</w:t>
+              <w:t xml:space="preserve">15.206</w:t>
             </w:r>
           </w:p>
         </w:tc>
@@ -16315,7 +16333,7 @@
                 <w:sz w:val="16"/>
                 <w:szCs w:val="16"/>
               </w:rPr>
-              <w:t xml:space="preserve">31</w:t>
+              <w:t xml:space="preserve">33</w:t>
             </w:r>
           </w:p>
         </w:tc>
@@ -16347,7 +16365,7 @@
                 <w:sz w:val="16"/>
                 <w:szCs w:val="16"/>
               </w:rPr>
-              <w:t xml:space="preserve">0.097</w:t>
+              <w:t xml:space="preserve">0.091</w:t>
             </w:r>
           </w:p>
         </w:tc>
@@ -16475,7 +16493,7 @@
           <w:sz w:val="22"/>
           <w:szCs w:val="22"/>
         </w:rPr>
-        <w:t xml:space="preserve">Holt-Winters was far more accurate than the same-time-yesterday baseline on every workload, and slightly more accurate than the last-value baseline at 20–60-minute leads on NASA weeks 2 and 3; on week 4 and at the 10-minute lead the two were within about 0.3 requests/min, and last-value was sometimes better. Spike warnings caught 43–58 % of spikes on the real weeks with precision of 0.10–0.21, so many warnings are false alarms. A sudden synthetic flash crowd is largely unpredictable 30 minutes ahead (recall 0.22). The forecasting module is therefore useful for capacity planning and early attention, not as a reliable spike oracle.</w:t>
+        <w:t xml:space="preserve">Holt-Winters was far more accurate than the same-time-yesterday baseline on every workload, and more accurate than the last-value baseline at the 30- and 60-minute leads on all three real NASA weeks (for example 11.42 vs 12.09 requests/min on week 2 at 30 minutes); at 10–20 minutes the two were within about 0.1 requests/min on weeks 3 and 4. Spike warnings caught 37–58 % of spikes on the real weeks with precision of 0.11–0.21, so many warnings are false alarms. The sudden synthetic flash crowd is largely unpredictable 30 minutes ahead (recall 0.11). An earlier version without burst-robust fitting had slightly higher recall on some weeks but repeated one-off bursts in its future forecasts (for example 36 of 36 future buckets flagged and 8 VMs requested after a single 10-minute burst on flat traffic); the robust version removes that error and improves accuracy. The forecasting module is therefore useful for capacity planning and early attention, not as a reliable spike oracle.</w:t>
       </w:r>
     </w:p>
     <w:p>
@@ -18094,7 +18112,7 @@
                 <w:sz w:val="17"/>
                 <w:szCs w:val="17"/>
               </w:rPr>
-              <w:t xml:space="preserve">13</w:t>
+              <w:t xml:space="preserve">19</w:t>
             </w:r>
           </w:p>
         </w:tc>
@@ -18126,7 +18144,7 @@
                 <w:sz w:val="17"/>
                 <w:szCs w:val="17"/>
               </w:rPr>
-              <w:t xml:space="preserve">Both CSV formats, ISO and epoch timestamps; rejection of empty, non-numeric, negative, too short, too long and too large inputs; trace-file layout and determinism; VM capacity from simulator constants; Holt-Winters beats naive on a daily pattern; detection of an injected spike; forecast horizon limit</w:t>
+              <w:t xml:space="preserve">Both CSV formats, ISO and epoch timestamps; rejection of empty, non-numeric, negative, too short, too long and too large inputs; trace-file layout and determinism; VM capacity from simulator constants; Holt-Winters beats naive on a daily pattern; detection of an injected spike; forecast horizon limit; short uploads; reduced lead; a one-off burst creates no future spikes (also on multi-day data); a sustained increase is followed; flat traffic has no false spikes</w:t>
             </w:r>
           </w:p>
         </w:tc>
@@ -18195,7 +18213,7 @@
                 <w:sz w:val="17"/>
                 <w:szCs w:val="17"/>
               </w:rPr>
-              <w:t xml:space="preserve">9</w:t>
+              <w:t xml:space="preserve">11</w:t>
             </w:r>
           </w:p>
         </w:tc>
@@ -18227,7 +18245,7 @@
                 <w:sz w:val="17"/>
                 <w:szCs w:val="17"/>
               </w:rPr>
-              <w:t xml:space="preserve">SQLite and PostgreSQL 16 persistence (runs, metrics, workloads, interrupted runs); health/info API; upload, analysis and download; HTTP 400 for invalid parameters; HTTP 404 for path traversal; dashboard files served</w:t>
+              <w:t xml:space="preserve">SQLite and PostgreSQL 16 persistence (runs, metrics, workloads, interrupted runs); health/info API; upload, analysis and download; HTTP 400 for invalid parameters; HTTP 404 for path traversal; dashboard files served; a duplicate submission returns the same run; housekeeping deletes only inside its own results folder</w:t>
             </w:r>
           </w:p>
         </w:tc>
@@ -18348,7 +18366,7 @@
           <w:sz w:val="19"/>
           <w:szCs w:val="19"/>
         </w:rPr>
-        <w:t xml:space="preserve">Table 8. Automated tests (JUnit 5). Result of the last run: 46 found, 46 passed, 0 failed, 0 skipped.</w:t>
+        <w:t xml:space="preserve">Table 8. Automated tests (JUnit 5). Result of the last run: 54 found, 54 passed, 0 failed, 0 skipped.</w:t>
       </w:r>
     </w:p>
     <w:p>
@@ -18694,7 +18712,7 @@
           <w:sz w:val="22"/>
           <w:szCs w:val="22"/>
         </w:rPr>
-        <w:t xml:space="preserve">The AutoScaleSim implementation was reproduced from the authors' repository with only library and build-path fixes, and its outputs match the authors' own files byte for byte. On top of the unchanged simulator, a budget guard, decision explanations, conflict warnings, workload upload, forecasting and capacity estimation were added, compared fairly against the original on identical workloads, tested with 46 automated tests, and delivered as a database-backed dashboard packaged for AWS. The results are mixed in an informative way: budgets are respected, but tight budgets cost much more response time and SLA penalty; forecasts help planning but do not reliably predict sudden spikes. Making these trade-offs visible and explained is the main practical value of the extension.</w:t>
+        <w:t xml:space="preserve">The AutoScaleSim implementation was reproduced from the authors' repository with only library and build-path fixes, and its outputs match the authors' own files byte for byte. On top of the unchanged simulator, a budget guard, decision explanations, conflict warnings, workload upload, forecasting and capacity estimation were added, compared fairly against the original on identical workloads, tested with 54 automated tests, and delivered as a database-backed dashboard packaged for AWS. The results are mixed in an informative way: budgets are respected, but tight budgets cost much more response time and SLA penalty; forecasts help planning but do not reliably predict sudden spikes. Making these trade-offs visible and explained is the main practical value of the extension.</w:t>
       </w:r>
     </w:p>
     <w:p>
